--- a/travel_七月青森含函館版.docx
+++ b/travel_七月青森含函館版.docx
@@ -713,7 +713,22 @@
           <w:sz w:val="20"/>
           <w:szCs w:val="20"/>
         </w:rPr>
-        <w:t xml:space="preserve">・出發：台灣桃園機場飛東京成田/羽田（約3.5–4小時）</w:t>
+        <w:t xml:space="preserve">・出發：台灣桃園機場飛東京羽田（HND，約3.5–4小時）</w:t>
+      </w:r>
+    </w:p>
+    <w:p>
+      <w:pPr>
+        <w:spacing w:after="30" w:before="30"/>
+        <w:ind w:left="360" w:hanging="360"/>
+      </w:pPr>
+      <w:r>
+        <w:rPr>
+          <w:rFonts w:ascii="Microsoft JhengHei" w:cs="Microsoft JhengHei" w:eastAsia="Microsoft JhengHei" w:hAnsi="Microsoft JhengHei"/>
+          <w:color w:val="C0392B"/>
+          <w:sz w:val="20"/>
+          <w:szCs w:val="20"/>
+        </w:rPr>
+        <w:t xml:space="preserve">★ 移動：✈ 國內線 東京(HND) → 函館(HKD)（ANA/JAL外國人優惠票 ¥10,800，約1.5小時，省¥11,890！）</w:t>
       </w:r>
     </w:p>
     <w:p>
@@ -728,22 +743,7 @@
           <w:sz w:val="20"/>
           <w:szCs w:val="20"/>
         </w:rPr>
-        <w:t xml:space="preserve">・移動：東北・北海道新幹線 東京 → 新函館北斗（はやぶさ，約4小時）</w:t>
-      </w:r>
-    </w:p>
-    <w:p>
-      <w:pPr>
-        <w:spacing w:after="30" w:before="30"/>
-        <w:ind w:left="360" w:hanging="360"/>
-      </w:pPr>
-      <w:r>
-        <w:rPr>
-          <w:rFonts w:ascii="Microsoft JhengHei" w:cs="Microsoft JhengHei" w:eastAsia="Microsoft JhengHei" w:hAnsi="Microsoft JhengHei"/>
-          <w:color w:val="333333"/>
-          <w:sz w:val="20"/>
-          <w:szCs w:val="20"/>
-        </w:rPr>
-        <w:t xml:space="preserve">・移動：道南いさりび鉄道 or 函館本線 新函館北斗 → 函館（約20分）</w:t>
+        <w:t xml:space="preserve">・移動：函館空港巴士 → 函館市區（¥450，約20分鐘）</w:t>
       </w:r>
     </w:p>
     <w:p>
@@ -1447,11 +1447,26 @@
       <w:r>
         <w:rPr>
           <w:rFonts w:ascii="Microsoft JhengHei" w:cs="Microsoft JhengHei" w:eastAsia="Microsoft JhengHei" w:hAnsi="Microsoft JhengHei"/>
+          <w:color w:val="C0392B"/>
+          <w:sz w:val="20"/>
+          <w:szCs w:val="20"/>
+        </w:rPr>
+        <w:t xml:space="preserve">★ 返程A（省錢）：高速夜行バス 仙台/山形 → 東京（¥4,000–5,500，約7小時）★可省一晚旅館</w:t>
+      </w:r>
+    </w:p>
+    <w:p>
+      <w:pPr>
+        <w:spacing w:after="30" w:before="30"/>
+        <w:ind w:left="360" w:hanging="360"/>
+      </w:pPr>
+      <w:r>
+        <w:rPr>
+          <w:rFonts w:ascii="Microsoft JhengHei" w:cs="Microsoft JhengHei" w:eastAsia="Microsoft JhengHei" w:hAnsi="Microsoft JhengHei"/>
           <w:color w:val="333333"/>
           <w:sz w:val="20"/>
           <w:szCs w:val="20"/>
         </w:rPr>
-        <w:t xml:space="preserve">・中午：山形新幹線 山形 → 東京（つばさ，約2.5小時）</w:t>
+        <w:t xml:space="preserve">・返程B（快速）：山形新幹線 山形 → 東京（つばさ，¥18,340，約2.5小時）</w:t>
       </w:r>
     </w:p>
     <w:p>
@@ -1466,7 +1481,7 @@
           <w:sz w:val="20"/>
           <w:szCs w:val="20"/>
         </w:rPr>
-        <w:t xml:space="preserve">・下午：東京成田/羽田轉機回台灣</w:t>
+        <w:t xml:space="preserve">・抵東京成田/羽田轉機回台灣</w:t>
       </w:r>
     </w:p>
     <w:p>
@@ -1670,7 +1685,7 @@
                 <w:sz w:val="19"/>
                 <w:szCs w:val="19"/>
               </w:rPr>
-              <w:t xml:space="preserve">東北・北海道新幹線</w:t>
+              <w:t xml:space="preserve">✈ 國內線（ANA/JAL外國人優惠票）</w:t>
             </w:r>
           </w:p>
         </w:tc>
@@ -1699,7 +1714,7 @@
                 <w:sz w:val="19"/>
                 <w:szCs w:val="19"/>
               </w:rPr>
-              <w:t xml:space="preserve">東京 → 新函館北斗</w:t>
+              <w:t xml:space="preserve">東京(HND) → 函館(HKD)</w:t>
             </w:r>
           </w:p>
         </w:tc>
@@ -1728,7 +1743,7 @@
                 <w:sz w:val="19"/>
                 <w:szCs w:val="19"/>
               </w:rPr>
-              <w:t xml:space="preserve">JR Pass 涵蓋，約4小時</w:t>
+              <w:t xml:space="preserve">¥10,800/人，約1.5小時（省¥11,890！）</w:t>
             </w:r>
           </w:p>
         </w:tc>
@@ -1759,7 +1774,7 @@
                 <w:sz w:val="19"/>
                 <w:szCs w:val="19"/>
               </w:rPr>
-              <w:t xml:space="preserve">道南いさりび鉄道</w:t>
+              <w:t xml:space="preserve">函館空港巴士</w:t>
             </w:r>
           </w:p>
         </w:tc>
@@ -1788,7 +1803,7 @@
                 <w:sz w:val="19"/>
                 <w:szCs w:val="19"/>
               </w:rPr>
-              <w:t xml:space="preserve">新函館北斗 → 函館</w:t>
+              <w:t xml:space="preserve">函館機場 → 函館市區</w:t>
             </w:r>
           </w:p>
         </w:tc>
@@ -1817,7 +1832,7 @@
                 <w:sz w:val="19"/>
                 <w:szCs w:val="19"/>
               </w:rPr>
-              <w:t xml:space="preserve">JR Pass 不涵蓋，約¥360/人</w:t>
+              <w:t xml:space="preserve">¥450/人，約20分鐘</w:t>
             </w:r>
           </w:p>
         </w:tc>
@@ -1848,7 +1863,7 @@
                 <w:sz w:val="19"/>
                 <w:szCs w:val="19"/>
               </w:rPr>
-              <w:t xml:space="preserve">東北・北海道新幹線</w:t>
+              <w:t xml:space="preserve">東北・北海道新幹線（はやぶさ）</w:t>
             </w:r>
           </w:p>
         </w:tc>
@@ -1906,7 +1921,7 @@
                 <w:sz w:val="19"/>
                 <w:szCs w:val="19"/>
               </w:rPr>
-              <w:t xml:space="preserve">JR Pass 涵蓋，約1小時</w:t>
+              <w:t xml:space="preserve">點對點票 ¥9,500，約1小時</w:t>
             </w:r>
           </w:p>
         </w:tc>
@@ -1995,7 +2010,7 @@
                 <w:sz w:val="19"/>
                 <w:szCs w:val="19"/>
               </w:rPr>
-              <w:t xml:space="preserve">JR Pass 涵蓋，約40分</w:t>
+              <w:t xml:space="preserve">IC卡 ¥680，約40分</w:t>
             </w:r>
           </w:p>
         </w:tc>
@@ -2026,7 +2041,7 @@
                 <w:sz w:val="19"/>
                 <w:szCs w:val="19"/>
               </w:rPr>
-              <w:t xml:space="preserve">東北新幹線</w:t>
+              <w:t xml:space="preserve">高速巴士（推薦省錢）</w:t>
             </w:r>
           </w:p>
         </w:tc>
@@ -2055,7 +2070,7 @@
                 <w:sz w:val="19"/>
                 <w:szCs w:val="19"/>
               </w:rPr>
-              <w:t xml:space="preserve">新青森 → 仙台</w:t>
+              <w:t xml:space="preserve">青森 → 仙台</w:t>
             </w:r>
           </w:p>
         </w:tc>
@@ -2084,7 +2099,7 @@
                 <w:sz w:val="19"/>
                 <w:szCs w:val="19"/>
               </w:rPr>
-              <w:t xml:space="preserve">JR Pass 涵蓋，約1小時</w:t>
+              <w:t xml:space="preserve">¥3,000–4,000/人，約3.5小時</w:t>
             </w:r>
           </w:p>
         </w:tc>
@@ -2173,7 +2188,7 @@
                 <w:sz w:val="19"/>
                 <w:szCs w:val="19"/>
               </w:rPr>
-              <w:t xml:space="preserve">JR Pass 涵蓋，各約1小時</w:t>
+              <w:t xml:space="preserve">IC卡 ¥1,720，各約1小時</w:t>
             </w:r>
           </w:p>
         </w:tc>
@@ -2204,7 +2219,7 @@
                 <w:sz w:val="19"/>
                 <w:szCs w:val="19"/>
               </w:rPr>
-              <w:t xml:space="preserve">山形新幹線（つばさ）</w:t>
+              <w:t xml:space="preserve">高速夜行バス（省錢返程）</w:t>
             </w:r>
           </w:p>
         </w:tc>
@@ -2233,7 +2248,7 @@
                 <w:sz w:val="19"/>
                 <w:szCs w:val="19"/>
               </w:rPr>
-              <w:t xml:space="preserve">山形 → 東京</w:t>
+              <w:t xml:space="preserve">仙台/山形 → 東京</w:t>
             </w:r>
           </w:p>
         </w:tc>
@@ -2262,7 +2277,7 @@
                 <w:sz w:val="19"/>
                 <w:szCs w:val="19"/>
               </w:rPr>
-              <w:t xml:space="preserve">JR Pass 涵蓋，約2.5小時</w:t>
+              <w:t xml:space="preserve">¥4,000–5,500/人，約7小時</w:t>
             </w:r>
           </w:p>
         </w:tc>
@@ -2374,7 +2389,7 @@
           <w:sz w:val="19"/>
           <w:szCs w:val="19"/>
         </w:rPr>
-        <w:t xml:space="preserve">推薦 JR Pass：JR東日本・北海道パス（東北＋北海道），約¥30,000/人</w:t>
+        <w:t xml:space="preserve">本版最大省錢：飛機進函館（¥10,800）取代新幹線（¥22,690），每人省¥11,890，3人共省¥35,670</w:t>
       </w:r>
     </w:p>
     <w:p>
@@ -2389,7 +2404,7 @@
           <w:sz w:val="19"/>
           <w:szCs w:val="19"/>
         </w:rPr>
-        <w:t xml:space="preserve">（道南いさりび鐵道不含 JR Pass，但費用極少，約¥360/人單程）</w:t>
+        <w:t xml:space="preserve">ANA Experience Japan Fare / JAL Explorer Pass：¥10,800固定/段，需在日本境外購票，憑外國護照搭乘</w:t>
       </w:r>
     </w:p>
     <w:p>
@@ -2404,7 +2419,37 @@
           <w:sz w:val="19"/>
           <w:szCs w:val="19"/>
         </w:rPr>
-        <w:t xml:space="preserve">租車建議：青森市租車行，Day 4–5使用約¥8,000–12,000/天</w:t>
+        <w:t xml:space="preserve">新函館北斗→新青森 仍需新幹線，建議點對點購票（¥9,500），不需買整個 JR Pass</w:t>
+      </w:r>
+    </w:p>
+    <w:p>
+      <w:pPr>
+        <w:spacing w:after="30" w:before="30"/>
+        <w:ind w:left="200"/>
+      </w:pPr>
+      <w:r>
+        <w:rPr>
+          <w:rFonts w:ascii="Microsoft JhengHei" w:cs="Microsoft JhengHei" w:eastAsia="Microsoft JhengHei" w:hAnsi="Microsoft JhengHei"/>
+          <w:color w:val="888888"/>
+          <w:sz w:val="19"/>
+          <w:szCs w:val="19"/>
+        </w:rPr>
+        <w:t xml:space="preserve">夜行高速バス（返程）可省一晚旅館費；若不耐可改仙台新幹線→東京（¥11,000）</w:t>
+      </w:r>
+    </w:p>
+    <w:p>
+      <w:pPr>
+        <w:spacing w:after="30" w:before="30"/>
+        <w:ind w:left="200"/>
+      </w:pPr>
+      <w:r>
+        <w:rPr>
+          <w:rFonts w:ascii="Microsoft JhengHei" w:cs="Microsoft JhengHei" w:eastAsia="Microsoft JhengHei" w:hAnsi="Microsoft JhengHei"/>
+          <w:color w:val="888888"/>
+          <w:sz w:val="19"/>
+          <w:szCs w:val="19"/>
+        </w:rPr>
+        <w:t xml:space="preserve">租車：青森市租車行，Day 4–5約¥8,000–12,000/天</w:t>
       </w:r>
     </w:p>
     <w:p>
@@ -3204,7 +3249,7 @@
                 <w:sz w:val="19"/>
                 <w:szCs w:val="19"/>
               </w:rPr>
-              <w:t xml:space="preserve">機票（台灣往返，轉東京）</w:t>
+              <w:t xml:space="preserve">機票（台灣往返，轉東京羽田）</w:t>
             </w:r>
           </w:p>
         </w:tc>
@@ -3264,7 +3309,7 @@
                 <w:sz w:val="19"/>
                 <w:szCs w:val="19"/>
               </w:rPr>
-              <w:t xml:space="preserve">JR Pass（東北＋北海道），約¥30,000</w:t>
+              <w:t xml:space="preserve">✈ 國內線 東京→函館（¥10,800）</w:t>
             </w:r>
           </w:p>
         </w:tc>
@@ -3293,7 +3338,7 @@
                 <w:sz w:val="19"/>
                 <w:szCs w:val="19"/>
               </w:rPr>
-              <w:t xml:space="preserve">NT$ 7,000–8,000</w:t>
+              <w:t xml:space="preserve">NT$ 2,500</w:t>
             </w:r>
           </w:p>
         </w:tc>
@@ -3324,7 +3369,7 @@
                 <w:sz w:val="19"/>
                 <w:szCs w:val="19"/>
               </w:rPr>
-              <w:t xml:space="preserve">住宿（6晚，均分3人）</w:t>
+              <w:t xml:space="preserve">新幹線 新函館北斗→新青森（¥9,500）</w:t>
             </w:r>
           </w:p>
         </w:tc>
@@ -3353,7 +3398,7 @@
                 <w:sz w:val="19"/>
                 <w:szCs w:val="19"/>
               </w:rPr>
-              <w:t xml:space="preserve">NT$ 16,000–24,000</w:t>
+              <w:t xml:space="preserve">NT$ 2,200</w:t>
             </w:r>
           </w:p>
         </w:tc>
@@ -3384,7 +3429,7 @@
                 <w:sz w:val="19"/>
                 <w:szCs w:val="19"/>
               </w:rPr>
-              <w:t xml:space="preserve">餐飲（每日約NT$1,500，含函館海鮮）</w:t>
+              <w:t xml:space="preserve">高速巴士（青森→仙台＋返程夜行）¥7,000–9,500</w:t>
             </w:r>
           </w:p>
         </w:tc>
@@ -3413,7 +3458,7 @@
                 <w:sz w:val="19"/>
                 <w:szCs w:val="19"/>
               </w:rPr>
-              <w:t xml:space="preserve">NT$ 10,500</w:t>
+              <w:t xml:space="preserve">NT$ 1,600–2,200</w:t>
             </w:r>
           </w:p>
         </w:tc>
@@ -3444,7 +3489,7 @@
                 <w:sz w:val="19"/>
                 <w:szCs w:val="19"/>
               </w:rPr>
-              <w:t xml:space="preserve">租車（2天，均分3人）</w:t>
+              <w:t xml:space="preserve">IC卡・市內交通 ¥3,000</w:t>
             </w:r>
           </w:p>
         </w:tc>
@@ -3473,7 +3518,7 @@
                 <w:sz w:val="19"/>
                 <w:szCs w:val="19"/>
               </w:rPr>
-              <w:t xml:space="preserve">NT$ 2,500</w:t>
+              <w:t xml:space="preserve">NT$ 700</w:t>
             </w:r>
           </w:p>
         </w:tc>
@@ -3504,6 +3549,186 @@
                 <w:sz w:val="19"/>
                 <w:szCs w:val="19"/>
               </w:rPr>
+              <w:t xml:space="preserve">住宿（6晚，均分3人）</w:t>
+            </w:r>
+          </w:p>
+        </w:tc>
+        <w:tc>
+          <w:tcPr>
+            <w:tcW w:type="dxa" w:w="3703"/>
+            <w:tcBorders>
+              <w:top w:val="single" w:color="AACCEE" w:sz="4"/>
+              <w:left w:val="single" w:color="AACCEE" w:sz="4"/>
+              <w:bottom w:val="single" w:color="AACCEE" w:sz="4"/>
+              <w:right w:val="single" w:color="AACCEE" w:sz="4"/>
+            </w:tcBorders>
+            <w:shd w:fill="FFFFFF" w:val="clear"/>
+            <w:tcMar>
+              <w:top w:type="dxa" w:w="80"/>
+              <w:left w:type="dxa" w:w="120"/>
+              <w:bottom w:type="dxa" w:w="80"/>
+              <w:right w:type="dxa" w:w="120"/>
+            </w:tcMar>
+          </w:tcPr>
+          <w:p>
+            <w:r>
+              <w:rPr>
+                <w:rFonts w:ascii="Microsoft JhengHei" w:cs="Microsoft JhengHei" w:eastAsia="Microsoft JhengHei" w:hAnsi="Microsoft JhengHei"/>
+                <w:color w:val="333333"/>
+                <w:sz w:val="19"/>
+                <w:szCs w:val="19"/>
+              </w:rPr>
+              <w:t xml:space="preserve">NT$ 16,000–24,000</w:t>
+            </w:r>
+          </w:p>
+        </w:tc>
+      </w:tr>
+      <w:tr>
+        <w:tc>
+          <w:tcPr>
+            <w:tcW w:type="dxa" w:w="6043"/>
+            <w:tcBorders>
+              <w:top w:val="single" w:color="AACCEE" w:sz="4"/>
+              <w:left w:val="single" w:color="AACCEE" w:sz="4"/>
+              <w:bottom w:val="single" w:color="AACCEE" w:sz="4"/>
+              <w:right w:val="single" w:color="AACCEE" w:sz="4"/>
+            </w:tcBorders>
+            <w:shd w:fill="EEF5FB" w:val="clear"/>
+            <w:tcMar>
+              <w:top w:type="dxa" w:w="80"/>
+              <w:left w:type="dxa" w:w="120"/>
+              <w:bottom w:type="dxa" w:w="80"/>
+              <w:right w:type="dxa" w:w="120"/>
+            </w:tcMar>
+          </w:tcPr>
+          <w:p>
+            <w:r>
+              <w:rPr>
+                <w:rFonts w:ascii="Microsoft JhengHei" w:cs="Microsoft JhengHei" w:eastAsia="Microsoft JhengHei" w:hAnsi="Microsoft JhengHei"/>
+                <w:color w:val="333333"/>
+                <w:sz w:val="19"/>
+                <w:szCs w:val="19"/>
+              </w:rPr>
+              <w:t xml:space="preserve">餐飲（每日約NT$1,500，含函館海鮮）</w:t>
+            </w:r>
+          </w:p>
+        </w:tc>
+        <w:tc>
+          <w:tcPr>
+            <w:tcW w:type="dxa" w:w="3703"/>
+            <w:tcBorders>
+              <w:top w:val="single" w:color="AACCEE" w:sz="4"/>
+              <w:left w:val="single" w:color="AACCEE" w:sz="4"/>
+              <w:bottom w:val="single" w:color="AACCEE" w:sz="4"/>
+              <w:right w:val="single" w:color="AACCEE" w:sz="4"/>
+            </w:tcBorders>
+            <w:shd w:fill="EEF5FB" w:val="clear"/>
+            <w:tcMar>
+              <w:top w:type="dxa" w:w="80"/>
+              <w:left w:type="dxa" w:w="120"/>
+              <w:bottom w:type="dxa" w:w="80"/>
+              <w:right w:type="dxa" w:w="120"/>
+            </w:tcMar>
+          </w:tcPr>
+          <w:p>
+            <w:r>
+              <w:rPr>
+                <w:rFonts w:ascii="Microsoft JhengHei" w:cs="Microsoft JhengHei" w:eastAsia="Microsoft JhengHei" w:hAnsi="Microsoft JhengHei"/>
+                <w:color w:val="333333"/>
+                <w:sz w:val="19"/>
+                <w:szCs w:val="19"/>
+              </w:rPr>
+              <w:t xml:space="preserve">NT$ 10,500</w:t>
+            </w:r>
+          </w:p>
+        </w:tc>
+      </w:tr>
+      <w:tr>
+        <w:tc>
+          <w:tcPr>
+            <w:tcW w:type="dxa" w:w="6043"/>
+            <w:tcBorders>
+              <w:top w:val="single" w:color="AACCEE" w:sz="4"/>
+              <w:left w:val="single" w:color="AACCEE" w:sz="4"/>
+              <w:bottom w:val="single" w:color="AACCEE" w:sz="4"/>
+              <w:right w:val="single" w:color="AACCEE" w:sz="4"/>
+            </w:tcBorders>
+            <w:shd w:fill="FFFFFF" w:val="clear"/>
+            <w:tcMar>
+              <w:top w:type="dxa" w:w="80"/>
+              <w:left w:type="dxa" w:w="120"/>
+              <w:bottom w:type="dxa" w:w="80"/>
+              <w:right w:type="dxa" w:w="120"/>
+            </w:tcMar>
+          </w:tcPr>
+          <w:p>
+            <w:r>
+              <w:rPr>
+                <w:rFonts w:ascii="Microsoft JhengHei" w:cs="Microsoft JhengHei" w:eastAsia="Microsoft JhengHei" w:hAnsi="Microsoft JhengHei"/>
+                <w:color w:val="333333"/>
+                <w:sz w:val="19"/>
+                <w:szCs w:val="19"/>
+              </w:rPr>
+              <w:t xml:space="preserve">租車（2天，均分3人）</w:t>
+            </w:r>
+          </w:p>
+        </w:tc>
+        <w:tc>
+          <w:tcPr>
+            <w:tcW w:type="dxa" w:w="3703"/>
+            <w:tcBorders>
+              <w:top w:val="single" w:color="AACCEE" w:sz="4"/>
+              <w:left w:val="single" w:color="AACCEE" w:sz="4"/>
+              <w:bottom w:val="single" w:color="AACCEE" w:sz="4"/>
+              <w:right w:val="single" w:color="AACCEE" w:sz="4"/>
+            </w:tcBorders>
+            <w:shd w:fill="FFFFFF" w:val="clear"/>
+            <w:tcMar>
+              <w:top w:type="dxa" w:w="80"/>
+              <w:left w:type="dxa" w:w="120"/>
+              <w:bottom w:type="dxa" w:w="80"/>
+              <w:right w:type="dxa" w:w="120"/>
+            </w:tcMar>
+          </w:tcPr>
+          <w:p>
+            <w:r>
+              <w:rPr>
+                <w:rFonts w:ascii="Microsoft JhengHei" w:cs="Microsoft JhengHei" w:eastAsia="Microsoft JhengHei" w:hAnsi="Microsoft JhengHei"/>
+                <w:color w:val="333333"/>
+                <w:sz w:val="19"/>
+                <w:szCs w:val="19"/>
+              </w:rPr>
+              <w:t xml:space="preserve">NT$ 2,500</w:t>
+            </w:r>
+          </w:p>
+        </w:tc>
+      </w:tr>
+      <w:tr>
+        <w:tc>
+          <w:tcPr>
+            <w:tcW w:type="dxa" w:w="6043"/>
+            <w:tcBorders>
+              <w:top w:val="single" w:color="AACCEE" w:sz="4"/>
+              <w:left w:val="single" w:color="AACCEE" w:sz="4"/>
+              <w:bottom w:val="single" w:color="AACCEE" w:sz="4"/>
+              <w:right w:val="single" w:color="AACCEE" w:sz="4"/>
+            </w:tcBorders>
+            <w:shd w:fill="EEF5FB" w:val="clear"/>
+            <w:tcMar>
+              <w:top w:type="dxa" w:w="80"/>
+              <w:left w:type="dxa" w:w="120"/>
+              <w:bottom w:type="dxa" w:w="80"/>
+              <w:right w:type="dxa" w:w="120"/>
+            </w:tcMar>
+          </w:tcPr>
+          <w:p>
+            <w:r>
+              <w:rPr>
+                <w:rFonts w:ascii="Microsoft JhengHei" w:cs="Microsoft JhengHei" w:eastAsia="Microsoft JhengHei" w:hAnsi="Microsoft JhengHei"/>
+                <w:color w:val="333333"/>
+                <w:sz w:val="19"/>
+                <w:szCs w:val="19"/>
+              </w:rPr>
               <w:t xml:space="preserve">景點門票・雜費</w:t>
             </w:r>
           </w:p>
@@ -3517,7 +3742,7 @@
               <w:bottom w:val="single" w:color="AACCEE" w:sz="4"/>
               <w:right w:val="single" w:color="AACCEE" w:sz="4"/>
             </w:tcBorders>
-            <w:shd w:fill="FFFFFF" w:val="clear"/>
+            <w:shd w:fill="EEF5FB" w:val="clear"/>
             <w:tcMar>
               <w:top w:type="dxa" w:w="80"/>
               <w:left w:type="dxa" w:w="120"/>
@@ -3597,7 +3822,7 @@
                 <w:sz w:val="21"/>
                 <w:szCs w:val="21"/>
               </w:rPr>
-              <w:t xml:space="preserve">約 NT$ 56,000–75,000</w:t>
+              <w:t xml:space="preserve">約 NT$ 56,000–72,600（省 NT$5,200–6,200 vs 含JR Pass版）</w:t>
             </w:r>
           </w:p>
         </w:tc>

--- a/travel_七月青森含函館版.docx
+++ b/travel_七月青森含函館版.docx
@@ -1447,11 +1447,26 @@
       <w:r>
         <w:rPr>
           <w:rFonts w:ascii="Microsoft JhengHei" w:cs="Microsoft JhengHei" w:eastAsia="Microsoft JhengHei" w:hAnsi="Microsoft JhengHei"/>
+          <w:color w:val="333333"/>
+          <w:sz w:val="20"/>
+          <w:szCs w:val="20"/>
+        </w:rPr>
+        <w:t xml:space="preserve">・中午：仙山線 山形 → 仙台（¥860，約1小時）→ 仙台機場 Access 線（¥660，約17分）</w:t>
+      </w:r>
+    </w:p>
+    <w:p>
+      <w:pPr>
+        <w:spacing w:after="30" w:before="30"/>
+        <w:ind w:left="360" w:hanging="360"/>
+      </w:pPr>
+      <w:r>
+        <w:rPr>
+          <w:rFonts w:ascii="Microsoft JhengHei" w:cs="Microsoft JhengHei" w:eastAsia="Microsoft JhengHei" w:hAnsi="Microsoft JhengHei"/>
           <w:color w:val="C0392B"/>
           <w:sz w:val="20"/>
           <w:szCs w:val="20"/>
         </w:rPr>
-        <w:t xml:space="preserve">★ 返程A（省錢）：高速夜行バス 仙台/山形 → 東京（¥4,000–5,500，約7小時）★可省一晚旅館</w:t>
+        <w:t xml:space="preserve">★ 下午：✈ 國內線 仙台(SDJ) → 東京(HND)（ANA/JAL外國人優惠票，¥10,800，約1小時）</w:t>
       </w:r>
     </w:p>
     <w:p>
@@ -1466,22 +1481,7 @@
           <w:sz w:val="20"/>
           <w:szCs w:val="20"/>
         </w:rPr>
-        <w:t xml:space="preserve">・返程B（快速）：山形新幹線 山形 → 東京（つばさ，¥18,340，約2.5小時）</w:t>
-      </w:r>
-    </w:p>
-    <w:p>
-      <w:pPr>
-        <w:spacing w:after="30" w:before="30"/>
-        <w:ind w:left="360" w:hanging="360"/>
-      </w:pPr>
-      <w:r>
-        <w:rPr>
-          <w:rFonts w:ascii="Microsoft JhengHei" w:cs="Microsoft JhengHei" w:eastAsia="Microsoft JhengHei" w:hAnsi="Microsoft JhengHei"/>
-          <w:color w:val="333333"/>
-          <w:sz w:val="20"/>
-          <w:szCs w:val="20"/>
-        </w:rPr>
-        <w:t xml:space="preserve">・抵東京成田/羽田轉機回台灣</w:t>
+        <w:t xml:space="preserve">・傍晚：東京成田/羽田轉機回台灣</w:t>
       </w:r>
     </w:p>
     <w:p>
@@ -1743,7 +1743,7 @@
                 <w:sz w:val="19"/>
                 <w:szCs w:val="19"/>
               </w:rPr>
-              <w:t xml:space="preserve">¥10,800/人，約1.5小時（省¥11,890！）</w:t>
+              <w:t xml:space="preserve">¥10,800/人，約1.5小時（進程）</w:t>
             </w:r>
           </w:p>
         </w:tc>
@@ -2041,7 +2041,7 @@
                 <w:sz w:val="19"/>
                 <w:szCs w:val="19"/>
               </w:rPr>
-              <w:t xml:space="preserve">高速巴士（推薦省錢）</w:t>
+              <w:t xml:space="preserve">高速巴士</w:t>
             </w:r>
           </w:p>
         </w:tc>
@@ -2219,7 +2219,7 @@
                 <w:sz w:val="19"/>
                 <w:szCs w:val="19"/>
               </w:rPr>
-              <w:t xml:space="preserve">高速夜行バス（省錢返程）</w:t>
+              <w:t xml:space="preserve">✈ 國內線（ANA/JAL外國人優惠票）</w:t>
             </w:r>
           </w:p>
         </w:tc>
@@ -2248,7 +2248,7 @@
                 <w:sz w:val="19"/>
                 <w:szCs w:val="19"/>
               </w:rPr>
-              <w:t xml:space="preserve">仙台/山形 → 東京</w:t>
+              <w:t xml:space="preserve">仙台(SDJ) → 東京(HND)</w:t>
             </w:r>
           </w:p>
         </w:tc>
@@ -2277,7 +2277,7 @@
                 <w:sz w:val="19"/>
                 <w:szCs w:val="19"/>
               </w:rPr>
-              <w:t xml:space="preserve">¥4,000–5,500/人，約7小時</w:t>
+              <w:t xml:space="preserve">¥10,800/人，約1小時（返程）</w:t>
             </w:r>
           </w:p>
         </w:tc>
@@ -2308,6 +2308,95 @@
                 <w:sz w:val="19"/>
                 <w:szCs w:val="19"/>
               </w:rPr>
+              <w:t xml:space="preserve">仙台機場 Access 線</w:t>
+            </w:r>
+          </w:p>
+        </w:tc>
+        <w:tc>
+          <w:tcPr>
+            <w:tcW w:type="dxa" w:w="3314"/>
+            <w:tcBorders>
+              <w:top w:val="single" w:color="AACCEE" w:sz="4"/>
+              <w:left w:val="single" w:color="AACCEE" w:sz="4"/>
+              <w:bottom w:val="single" w:color="AACCEE" w:sz="4"/>
+              <w:right w:val="single" w:color="AACCEE" w:sz="4"/>
+            </w:tcBorders>
+            <w:shd w:fill="FFFFFF" w:val="clear"/>
+            <w:tcMar>
+              <w:top w:type="dxa" w:w="80"/>
+              <w:left w:type="dxa" w:w="120"/>
+              <w:bottom w:type="dxa" w:w="80"/>
+              <w:right w:type="dxa" w:w="120"/>
+            </w:tcMar>
+          </w:tcPr>
+          <w:p>
+            <w:r>
+              <w:rPr>
+                <w:rFonts w:ascii="Microsoft JhengHei" w:cs="Microsoft JhengHei" w:eastAsia="Microsoft JhengHei" w:hAnsi="Microsoft JhengHei"/>
+                <w:color w:val="333333"/>
+                <w:sz w:val="19"/>
+                <w:szCs w:val="19"/>
+              </w:rPr>
+              <w:t xml:space="preserve">仙台站 → 仙台機場</w:t>
+            </w:r>
+          </w:p>
+        </w:tc>
+        <w:tc>
+          <w:tcPr>
+            <w:tcW w:type="dxa" w:w="4093"/>
+            <w:tcBorders>
+              <w:top w:val="single" w:color="AACCEE" w:sz="4"/>
+              <w:left w:val="single" w:color="AACCEE" w:sz="4"/>
+              <w:bottom w:val="single" w:color="AACCEE" w:sz="4"/>
+              <w:right w:val="single" w:color="AACCEE" w:sz="4"/>
+            </w:tcBorders>
+            <w:shd w:fill="FFFFFF" w:val="clear"/>
+            <w:tcMar>
+              <w:top w:type="dxa" w:w="80"/>
+              <w:left w:type="dxa" w:w="120"/>
+              <w:bottom w:type="dxa" w:w="80"/>
+              <w:right w:type="dxa" w:w="120"/>
+            </w:tcMar>
+          </w:tcPr>
+          <w:p>
+            <w:r>
+              <w:rPr>
+                <w:rFonts w:ascii="Microsoft JhengHei" w:cs="Microsoft JhengHei" w:eastAsia="Microsoft JhengHei" w:hAnsi="Microsoft JhengHei"/>
+                <w:color w:val="333333"/>
+                <w:sz w:val="19"/>
+                <w:szCs w:val="19"/>
+              </w:rPr>
+              <w:t xml:space="preserve">IC卡 ¥660，約17分鐘</w:t>
+            </w:r>
+          </w:p>
+        </w:tc>
+      </w:tr>
+      <w:tr>
+        <w:tc>
+          <w:tcPr>
+            <w:tcW w:type="dxa" w:w="2339"/>
+            <w:tcBorders>
+              <w:top w:val="single" w:color="AACCEE" w:sz="4"/>
+              <w:left w:val="single" w:color="AACCEE" w:sz="4"/>
+              <w:bottom w:val="single" w:color="AACCEE" w:sz="4"/>
+              <w:right w:val="single" w:color="AACCEE" w:sz="4"/>
+            </w:tcBorders>
+            <w:shd w:fill="EEF5FB" w:val="clear"/>
+            <w:tcMar>
+              <w:top w:type="dxa" w:w="80"/>
+              <w:left w:type="dxa" w:w="120"/>
+              <w:bottom w:type="dxa" w:w="80"/>
+              <w:right w:type="dxa" w:w="120"/>
+            </w:tcMar>
+          </w:tcPr>
+          <w:p>
+            <w:r>
+              <w:rPr>
+                <w:rFonts w:ascii="Microsoft JhengHei" w:cs="Microsoft JhengHei" w:eastAsia="Microsoft JhengHei" w:hAnsi="Microsoft JhengHei"/>
+                <w:color w:val="333333"/>
+                <w:sz w:val="19"/>
+                <w:szCs w:val="19"/>
+              </w:rPr>
               <w:t xml:space="preserve">租車</w:t>
             </w:r>
           </w:p>
@@ -2321,7 +2410,7 @@
               <w:bottom w:val="single" w:color="AACCEE" w:sz="4"/>
               <w:right w:val="single" w:color="AACCEE" w:sz="4"/>
             </w:tcBorders>
-            <w:shd w:fill="FFFFFF" w:val="clear"/>
+            <w:shd w:fill="EEF5FB" w:val="clear"/>
             <w:tcMar>
               <w:top w:type="dxa" w:w="80"/>
               <w:left w:type="dxa" w:w="120"/>
@@ -2350,7 +2439,7 @@
               <w:bottom w:val="single" w:color="AACCEE" w:sz="4"/>
               <w:right w:val="single" w:color="AACCEE" w:sz="4"/>
             </w:tcBorders>
-            <w:shd w:fill="FFFFFF" w:val="clear"/>
+            <w:shd w:fill="EEF5FB" w:val="clear"/>
             <w:tcMar>
               <w:top w:type="dxa" w:w="80"/>
               <w:left w:type="dxa" w:w="120"/>
@@ -2389,7 +2478,7 @@
           <w:sz w:val="19"/>
           <w:szCs w:val="19"/>
         </w:rPr>
-        <w:t xml:space="preserve">本版最大省錢：飛機進函館（¥10,800）取代新幹線（¥22,690），每人省¥11,890，3人共省¥35,670</w:t>
+        <w:t xml:space="preserve">兩段國內線合計¥21,600/人，全程不需 JR Pass：進程飛函館省¥11,890，回程飛東京省¥7,540 vs 新幹線</w:t>
       </w:r>
     </w:p>
     <w:p>
@@ -2419,7 +2508,7 @@
           <w:sz w:val="19"/>
           <w:szCs w:val="19"/>
         </w:rPr>
-        <w:t xml:space="preserve">新函館北斗→新青森 仍需新幹線，建議點對點購票（¥9,500），不需買整個 JR Pass</w:t>
+        <w:t xml:space="preserve">新函館北斗→新青森 仍需新幹線，點對點購票 ¥9,500，不需買整個 JR Pass</w:t>
       </w:r>
     </w:p>
     <w:p>
@@ -2434,7 +2523,7 @@
           <w:sz w:val="19"/>
           <w:szCs w:val="19"/>
         </w:rPr>
-        <w:t xml:space="preserve">夜行高速バス（返程）可省一晚旅館費；若不耐可改仙台新幹線→東京（¥11,000）</w:t>
+        <w:t xml:space="preserve">仙台機場有直飛東京羽田（HND）航班，班次多，建議選早午班次以利當天轉機回台</w:t>
       </w:r>
     </w:p>
     <w:p>
@@ -3309,7 +3398,7 @@
                 <w:sz w:val="19"/>
                 <w:szCs w:val="19"/>
               </w:rPr>
-              <w:t xml:space="preserve">✈ 國內線 東京→函館（¥10,800）</w:t>
+              <w:t xml:space="preserve">✈ 國內線 東京→函館（進程 ¥10,800）</w:t>
             </w:r>
           </w:p>
         </w:tc>
@@ -3369,7 +3458,7 @@
                 <w:sz w:val="19"/>
                 <w:szCs w:val="19"/>
               </w:rPr>
-              <w:t xml:space="preserve">新幹線 新函館北斗→新青森（¥9,500）</w:t>
+              <w:t xml:space="preserve">✈ 國內線 仙台→東京（返程 ¥10,800）</w:t>
             </w:r>
           </w:p>
         </w:tc>
@@ -3398,7 +3487,7 @@
                 <w:sz w:val="19"/>
                 <w:szCs w:val="19"/>
               </w:rPr>
-              <w:t xml:space="preserve">NT$ 2,200</w:t>
+              <w:t xml:space="preserve">NT$ 2,500</w:t>
             </w:r>
           </w:p>
         </w:tc>
@@ -3429,7 +3518,7 @@
                 <w:sz w:val="19"/>
                 <w:szCs w:val="19"/>
               </w:rPr>
-              <w:t xml:space="preserve">高速巴士（青森→仙台＋返程夜行）¥7,000–9,500</w:t>
+              <w:t xml:space="preserve">新幹線 新函館北斗→新青森（¥9,500）</w:t>
             </w:r>
           </w:p>
         </w:tc>
@@ -3458,7 +3547,7 @@
                 <w:sz w:val="19"/>
                 <w:szCs w:val="19"/>
               </w:rPr>
-              <w:t xml:space="preserve">NT$ 1,600–2,200</w:t>
+              <w:t xml:space="preserve">NT$ 2,200</w:t>
             </w:r>
           </w:p>
         </w:tc>
@@ -3489,7 +3578,7 @@
                 <w:sz w:val="19"/>
                 <w:szCs w:val="19"/>
               </w:rPr>
-              <w:t xml:space="preserve">IC卡・市內交通 ¥3,000</w:t>
+              <w:t xml:space="preserve">高速巴士 青森→仙台 ¥3,500</w:t>
             </w:r>
           </w:p>
         </w:tc>
@@ -3518,7 +3607,7 @@
                 <w:sz w:val="19"/>
                 <w:szCs w:val="19"/>
               </w:rPr>
-              <w:t xml:space="preserve">NT$ 700</w:t>
+              <w:t xml:space="preserve">NT$ 810</w:t>
             </w:r>
           </w:p>
         </w:tc>
@@ -3549,7 +3638,7 @@
                 <w:sz w:val="19"/>
                 <w:szCs w:val="19"/>
               </w:rPr>
-              <w:t xml:space="preserve">住宿（6晚，均分3人）</w:t>
+              <w:t xml:space="preserve">仙台機場 Access 線＋IC卡 ¥4,000</w:t>
             </w:r>
           </w:p>
         </w:tc>
@@ -3578,7 +3667,7 @@
                 <w:sz w:val="19"/>
                 <w:szCs w:val="19"/>
               </w:rPr>
-              <w:t xml:space="preserve">NT$ 16,000–24,000</w:t>
+              <w:t xml:space="preserve">NT$ 925</w:t>
             </w:r>
           </w:p>
         </w:tc>
@@ -3609,7 +3698,7 @@
                 <w:sz w:val="19"/>
                 <w:szCs w:val="19"/>
               </w:rPr>
-              <w:t xml:space="preserve">餐飲（每日約NT$1,500，含函館海鮮）</w:t>
+              <w:t xml:space="preserve">住宿（6晚，均分3人）</w:t>
             </w:r>
           </w:p>
         </w:tc>
@@ -3638,7 +3727,7 @@
                 <w:sz w:val="19"/>
                 <w:szCs w:val="19"/>
               </w:rPr>
-              <w:t xml:space="preserve">NT$ 10,500</w:t>
+              <w:t xml:space="preserve">NT$ 16,000–24,000</w:t>
             </w:r>
           </w:p>
         </w:tc>
@@ -3669,7 +3758,7 @@
                 <w:sz w:val="19"/>
                 <w:szCs w:val="19"/>
               </w:rPr>
-              <w:t xml:space="preserve">租車（2天，均分3人）</w:t>
+              <w:t xml:space="preserve">餐飲（每日約NT$1,500，含函館海鮮）</w:t>
             </w:r>
           </w:p>
         </w:tc>
@@ -3698,7 +3787,7 @@
                 <w:sz w:val="19"/>
                 <w:szCs w:val="19"/>
               </w:rPr>
-              <w:t xml:space="preserve">NT$ 2,500</w:t>
+              <w:t xml:space="preserve">NT$ 10,500</w:t>
             </w:r>
           </w:p>
         </w:tc>
@@ -3729,6 +3818,66 @@
                 <w:sz w:val="19"/>
                 <w:szCs w:val="19"/>
               </w:rPr>
+              <w:t xml:space="preserve">租車（2天，均分3人）</w:t>
+            </w:r>
+          </w:p>
+        </w:tc>
+        <w:tc>
+          <w:tcPr>
+            <w:tcW w:type="dxa" w:w="3703"/>
+            <w:tcBorders>
+              <w:top w:val="single" w:color="AACCEE" w:sz="4"/>
+              <w:left w:val="single" w:color="AACCEE" w:sz="4"/>
+              <w:bottom w:val="single" w:color="AACCEE" w:sz="4"/>
+              <w:right w:val="single" w:color="AACCEE" w:sz="4"/>
+            </w:tcBorders>
+            <w:shd w:fill="EEF5FB" w:val="clear"/>
+            <w:tcMar>
+              <w:top w:type="dxa" w:w="80"/>
+              <w:left w:type="dxa" w:w="120"/>
+              <w:bottom w:type="dxa" w:w="80"/>
+              <w:right w:type="dxa" w:w="120"/>
+            </w:tcMar>
+          </w:tcPr>
+          <w:p>
+            <w:r>
+              <w:rPr>
+                <w:rFonts w:ascii="Microsoft JhengHei" w:cs="Microsoft JhengHei" w:eastAsia="Microsoft JhengHei" w:hAnsi="Microsoft JhengHei"/>
+                <w:color w:val="333333"/>
+                <w:sz w:val="19"/>
+                <w:szCs w:val="19"/>
+              </w:rPr>
+              <w:t xml:space="preserve">NT$ 2,500</w:t>
+            </w:r>
+          </w:p>
+        </w:tc>
+      </w:tr>
+      <w:tr>
+        <w:tc>
+          <w:tcPr>
+            <w:tcW w:type="dxa" w:w="6043"/>
+            <w:tcBorders>
+              <w:top w:val="single" w:color="AACCEE" w:sz="4"/>
+              <w:left w:val="single" w:color="AACCEE" w:sz="4"/>
+              <w:bottom w:val="single" w:color="AACCEE" w:sz="4"/>
+              <w:right w:val="single" w:color="AACCEE" w:sz="4"/>
+            </w:tcBorders>
+            <w:shd w:fill="FFFFFF" w:val="clear"/>
+            <w:tcMar>
+              <w:top w:type="dxa" w:w="80"/>
+              <w:left w:type="dxa" w:w="120"/>
+              <w:bottom w:type="dxa" w:w="80"/>
+              <w:right w:type="dxa" w:w="120"/>
+            </w:tcMar>
+          </w:tcPr>
+          <w:p>
+            <w:r>
+              <w:rPr>
+                <w:rFonts w:ascii="Microsoft JhengHei" w:cs="Microsoft JhengHei" w:eastAsia="Microsoft JhengHei" w:hAnsi="Microsoft JhengHei"/>
+                <w:color w:val="333333"/>
+                <w:sz w:val="19"/>
+                <w:szCs w:val="19"/>
+              </w:rPr>
               <w:t xml:space="preserve">景點門票・雜費</w:t>
             </w:r>
           </w:p>
@@ -3742,7 +3891,7 @@
               <w:bottom w:val="single" w:color="AACCEE" w:sz="4"/>
               <w:right w:val="single" w:color="AACCEE" w:sz="4"/>
             </w:tcBorders>
-            <w:shd w:fill="EEF5FB" w:val="clear"/>
+            <w:shd w:fill="FFFFFF" w:val="clear"/>
             <w:tcMar>
               <w:top w:type="dxa" w:w="80"/>
               <w:left w:type="dxa" w:w="120"/>
@@ -3822,7 +3971,7 @@
                 <w:sz w:val="21"/>
                 <w:szCs w:val="21"/>
               </w:rPr>
-              <w:t xml:space="preserve">約 NT$ 56,000–72,600（省 NT$5,200–6,200 vs 含JR Pass版）</w:t>
+              <w:t xml:space="preserve">約 NT$ 58,000–75,000（2段國內線，全程不需 JR Pass）</w:t>
             </w:r>
           </w:p>
         </w:tc>

--- a/travel_七月青森含函館版.docx
+++ b/travel_七月青森含函館版.docx
@@ -1258,7 +1258,7 @@
           <w:sz w:val="24"/>
           <w:szCs w:val="24"/>
         </w:rPr>
-        <w:t xml:space="preserve">  Day 6（7/6）青森市 → 山形・山寺</w:t>
+        <w:t xml:space="preserve">  Day 6（7/6）青森市精華・A-FACTORY</w:t>
       </w:r>
     </w:p>
     <w:p>
@@ -1269,11 +1269,26 @@
       <w:r>
         <w:rPr>
           <w:rFonts w:ascii="Microsoft JhengHei" w:cs="Microsoft JhengHei" w:eastAsia="Microsoft JhengHei" w:hAnsi="Microsoft JhengHei"/>
+          <w:color w:val="333333"/>
+          <w:sz w:val="20"/>
+          <w:szCs w:val="20"/>
+        </w:rPr>
+        <w:t xml:space="preserve">・上午：WA-RASSE 睡魔祭博物館（互動展示，門票¥600/人）</w:t>
+      </w:r>
+    </w:p>
+    <w:p>
+      <w:pPr>
+        <w:spacing w:after="30" w:before="30"/>
+        <w:ind w:left="360" w:hanging="360"/>
+      </w:pPr>
+      <w:r>
+        <w:rPr>
+          <w:rFonts w:ascii="Microsoft JhengHei" w:cs="Microsoft JhengHei" w:eastAsia="Microsoft JhengHei" w:hAnsi="Microsoft JhengHei"/>
           <w:color w:val="C0392B"/>
           <w:sz w:val="20"/>
           <w:szCs w:val="20"/>
         </w:rPr>
-        <w:t xml:space="preserve">★ 上午：青森縣立美術館（奈良美智「青森犬」，門票¥510/人）</w:t>
+        <w:t xml:space="preserve">★ 上午：青森魚菜中心のっけ丼（代幣自選，現場挑配料）</w:t>
       </w:r>
     </w:p>
     <w:p>
@@ -1284,11 +1299,26 @@
       <w:r>
         <w:rPr>
           <w:rFonts w:ascii="Microsoft JhengHei" w:cs="Microsoft JhengHei" w:eastAsia="Microsoft JhengHei" w:hAnsi="Microsoft JhengHei"/>
+          <w:color w:val="C0392B"/>
+          <w:sz w:val="20"/>
+          <w:szCs w:val="20"/>
+        </w:rPr>
+        <w:t xml:space="preserve">★ 下午：青森縣立美術館（奈良美智「青森犬」，門票¥510/人）</w:t>
+      </w:r>
+    </w:p>
+    <w:p>
+      <w:pPr>
+        <w:spacing w:after="30" w:before="30"/>
+        <w:ind w:left="360" w:hanging="360"/>
+      </w:pPr>
+      <w:r>
+        <w:rPr>
+          <w:rFonts w:ascii="Microsoft JhengHei" w:cs="Microsoft JhengHei" w:eastAsia="Microsoft JhengHei" w:hAnsi="Microsoft JhengHei"/>
           <w:color w:val="333333"/>
           <w:sz w:val="20"/>
           <w:szCs w:val="20"/>
         </w:rPr>
-        <w:t xml:space="preserve">・上午：青森魚菜中心のっけ丼（代幣自選，海鮮蓋飯體驗）</w:t>
+        <w:t xml:space="preserve">・傍晚：A-FACTORY 蘋果工房（港邊，蘋果酒見學＋伴手禮購物）</w:t>
       </w:r>
     </w:p>
     <w:p>
@@ -1303,52 +1333,7 @@
           <w:sz w:val="20"/>
           <w:szCs w:val="20"/>
         </w:rPr>
-        <w:t xml:space="preserve">・中午：東北新幹線 新青森 → 仙台（約1小時）</w:t>
-      </w:r>
-    </w:p>
-    <w:p>
-      <w:pPr>
-        <w:spacing w:after="30" w:before="30"/>
-        <w:ind w:left="360" w:hanging="360"/>
-      </w:pPr>
-      <w:r>
-        <w:rPr>
-          <w:rFonts w:ascii="Microsoft JhengHei" w:cs="Microsoft JhengHei" w:eastAsia="Microsoft JhengHei" w:hAnsi="Microsoft JhengHei"/>
-          <w:color w:val="333333"/>
-          <w:sz w:val="20"/>
-          <w:szCs w:val="20"/>
-        </w:rPr>
-        <w:t xml:space="preserve">・中午：仙山線 仙台 → 山寺（約1小時）</w:t>
-      </w:r>
-    </w:p>
-    <w:p>
-      <w:pPr>
-        <w:spacing w:after="30" w:before="30"/>
-        <w:ind w:left="360" w:hanging="360"/>
-      </w:pPr>
-      <w:r>
-        <w:rPr>
-          <w:rFonts w:ascii="Microsoft JhengHei" w:cs="Microsoft JhengHei" w:eastAsia="Microsoft JhengHei" w:hAnsi="Microsoft JhengHei"/>
-          <w:color w:val="C0392B"/>
-          <w:sz w:val="20"/>
-          <w:szCs w:val="20"/>
-        </w:rPr>
-        <w:t xml:space="preserve">★ 下午：山寺・立石寺（1,015段石階登頂，俯瞰山谷，芭蕉俳句聖地）</w:t>
-      </w:r>
-    </w:p>
-    <w:p>
-      <w:pPr>
-        <w:spacing w:after="30" w:before="30"/>
-        <w:ind w:left="360" w:hanging="360"/>
-      </w:pPr>
-      <w:r>
-        <w:rPr>
-          <w:rFonts w:ascii="Microsoft JhengHei" w:cs="Microsoft JhengHei" w:eastAsia="Microsoft JhengHei" w:hAnsi="Microsoft JhengHei"/>
-          <w:color w:val="333333"/>
-          <w:sz w:val="20"/>
-          <w:szCs w:val="20"/>
-        </w:rPr>
-        <w:t xml:space="preserve">・傍晚：仙山線移動至山形市入住</w:t>
+        <w:t xml:space="preserve">・傍晚：八甲田丸（青森港退役輪渡，外觀打卡）</w:t>
       </w:r>
     </w:p>
     <w:p>
@@ -1374,7 +1359,7 @@
           <w:sz w:val="20"/>
           <w:szCs w:val="20"/>
         </w:rPr>
-        <w:t xml:space="preserve">ドーミーイン山形（天然溫泉大浴場・近車站）</w:t>
+        <w:t xml:space="preserve">Richmond Hotel 青森（第3晚）</w:t>
       </w:r>
     </w:p>
     <w:p>
@@ -1391,7 +1376,7 @@
           <w:sz w:val="24"/>
           <w:szCs w:val="24"/>
         </w:rPr>
-        <w:t xml:space="preserve">  Day 7（7/7）山形巡遊 → 回台灣</w:t>
+        <w:t xml:space="preserve">  Day 7（7/7）八甲田山・酸ヶ湯 → 飛東京 → 回台灣</w:t>
       </w:r>
     </w:p>
     <w:p>
@@ -1406,7 +1391,7 @@
           <w:sz w:val="20"/>
           <w:szCs w:val="20"/>
         </w:rPr>
-        <w:t xml:space="preserve">・早晨：霞城公園（山形城遺跡・荷花池・歷史氛圍）</w:t>
+        <w:t xml:space="preserve">・早晨：JR巴士 青森市 → 酸ヶ湯温泉（約1小時，¥1,250）</w:t>
       </w:r>
     </w:p>
     <w:p>
@@ -1417,11 +1402,41 @@
       <w:r>
         <w:rPr>
           <w:rFonts w:ascii="Microsoft JhengHei" w:cs="Microsoft JhengHei" w:eastAsia="Microsoft JhengHei" w:hAnsi="Microsoft JhengHei"/>
+          <w:color w:val="C0392B"/>
+          <w:sz w:val="20"/>
+          <w:szCs w:val="20"/>
+        </w:rPr>
+        <w:t xml:space="preserve">★ 上午：八甲田ロープウェイ（山頂標高1,324m，夏季高山植物盛開，¥1,400/人）</w:t>
+      </w:r>
+    </w:p>
+    <w:p>
+      <w:pPr>
+        <w:spacing w:after="30" w:before="30"/>
+        <w:ind w:left="360" w:hanging="360"/>
+      </w:pPr>
+      <w:r>
+        <w:rPr>
+          <w:rFonts w:ascii="Microsoft JhengHei" w:cs="Microsoft JhengHei" w:eastAsia="Microsoft JhengHei" w:hAnsi="Microsoft JhengHei"/>
+          <w:color w:val="C0392B"/>
+          <w:sz w:val="20"/>
+          <w:szCs w:val="20"/>
+        </w:rPr>
+        <w:t xml:space="preserve">★ 中午前：酸ヶ湯温泉入浴（全國名湯百選，千人風呂）</w:t>
+      </w:r>
+    </w:p>
+    <w:p>
+      <w:pPr>
+        <w:spacing w:after="30" w:before="30"/>
+        <w:ind w:left="360" w:hanging="360"/>
+      </w:pPr>
+      <w:r>
+        <w:rPr>
+          <w:rFonts w:ascii="Microsoft JhengHei" w:cs="Microsoft JhengHei" w:eastAsia="Microsoft JhengHei" w:hAnsi="Microsoft JhengHei"/>
           <w:color w:val="333333"/>
           <w:sz w:val="20"/>
           <w:szCs w:val="20"/>
         </w:rPr>
-        <w:t xml:space="preserve">・上午：山形文翔館（大正7年建造英式石造建築，免費參觀）</w:t>
+        <w:t xml:space="preserve">・下午：JR巴士返回青森市，機場巴士 → 青森機場（¥740，約30分）</w:t>
       </w:r>
     </w:p>
     <w:p>
@@ -1432,56 +1447,26 @@
       <w:r>
         <w:rPr>
           <w:rFonts w:ascii="Microsoft JhengHei" w:cs="Microsoft JhengHei" w:eastAsia="Microsoft JhengHei" w:hAnsi="Microsoft JhengHei"/>
+          <w:color w:val="C0392B"/>
+          <w:sz w:val="20"/>
+          <w:szCs w:val="20"/>
+        </w:rPr>
+        <w:t xml:space="preserve">★ 傍晚：✈ 國內線 青森(AOJ) → 東京(HND)（ANA/JAL外國人優惠票，¥10,800，約1小時）</w:t>
+      </w:r>
+    </w:p>
+    <w:p>
+      <w:pPr>
+        <w:spacing w:after="30" w:before="30"/>
+        <w:ind w:left="360" w:hanging="360"/>
+      </w:pPr>
+      <w:r>
+        <w:rPr>
+          <w:rFonts w:ascii="Microsoft JhengHei" w:cs="Microsoft JhengHei" w:eastAsia="Microsoft JhengHei" w:hAnsi="Microsoft JhengHei"/>
           <w:color w:val="333333"/>
           <w:sz w:val="20"/>
           <w:szCs w:val="20"/>
         </w:rPr>
-        <w:t xml:space="preserve">・上午：山形縣鄉土館（山形歷史展示）</w:t>
-      </w:r>
-    </w:p>
-    <w:p>
-      <w:pPr>
-        <w:spacing w:after="30" w:before="30"/>
-        <w:ind w:left="360" w:hanging="360"/>
-      </w:pPr>
-      <w:r>
-        <w:rPr>
-          <w:rFonts w:ascii="Microsoft JhengHei" w:cs="Microsoft JhengHei" w:eastAsia="Microsoft JhengHei" w:hAnsi="Microsoft JhengHei"/>
-          <w:color w:val="333333"/>
-          <w:sz w:val="20"/>
-          <w:szCs w:val="20"/>
-        </w:rPr>
-        <w:t xml:space="preserve">・中午：仙山線 山形 → 仙台（¥860，約1小時）→ 仙台機場 Access 線（¥660，約17分）</w:t>
-      </w:r>
-    </w:p>
-    <w:p>
-      <w:pPr>
-        <w:spacing w:after="30" w:before="30"/>
-        <w:ind w:left="360" w:hanging="360"/>
-      </w:pPr>
-      <w:r>
-        <w:rPr>
-          <w:rFonts w:ascii="Microsoft JhengHei" w:cs="Microsoft JhengHei" w:eastAsia="Microsoft JhengHei" w:hAnsi="Microsoft JhengHei"/>
-          <w:color w:val="C0392B"/>
-          <w:sz w:val="20"/>
-          <w:szCs w:val="20"/>
-        </w:rPr>
-        <w:t xml:space="preserve">★ 下午：✈ 國內線 仙台(SDJ) → 東京(HND)（ANA/JAL外國人優惠票，¥10,800，約1小時）</w:t>
-      </w:r>
-    </w:p>
-    <w:p>
-      <w:pPr>
-        <w:spacing w:after="30" w:before="30"/>
-        <w:ind w:left="360" w:hanging="360"/>
-      </w:pPr>
-      <w:r>
-        <w:rPr>
-          <w:rFonts w:ascii="Microsoft JhengHei" w:cs="Microsoft JhengHei" w:eastAsia="Microsoft JhengHei" w:hAnsi="Microsoft JhengHei"/>
-          <w:color w:val="333333"/>
-          <w:sz w:val="20"/>
-          <w:szCs w:val="20"/>
-        </w:rPr>
-        <w:t xml:space="preserve">・傍晚：東京成田/羽田轉機回台灣</w:t>
+        <w:t xml:space="preserve">・夜間：東京成田/羽田轉機回台灣</w:t>
       </w:r>
     </w:p>
     <w:p>
@@ -2041,7 +2026,7 @@
                 <w:sz w:val="19"/>
                 <w:szCs w:val="19"/>
               </w:rPr>
-              <w:t xml:space="preserve">高速巴士</w:t>
+              <w:t xml:space="preserve">JR巴士（往返）</w:t>
             </w:r>
           </w:p>
         </w:tc>
@@ -2070,7 +2055,7 @@
                 <w:sz w:val="19"/>
                 <w:szCs w:val="19"/>
               </w:rPr>
-              <w:t xml:space="preserve">青森 → 仙台</w:t>
+              <w:t xml:space="preserve">青森市 ↔ 酸ヶ湯温泉・八甲田</w:t>
             </w:r>
           </w:p>
         </w:tc>
@@ -2099,7 +2084,7 @@
                 <w:sz w:val="19"/>
                 <w:szCs w:val="19"/>
               </w:rPr>
-              <w:t xml:space="preserve">¥3,000–4,000/人，約3.5小時</w:t>
+              <w:t xml:space="preserve">¥1,250/人往返，約1小時</w:t>
             </w:r>
           </w:p>
         </w:tc>
@@ -2130,7 +2115,7 @@
                 <w:sz w:val="19"/>
                 <w:szCs w:val="19"/>
               </w:rPr>
-              <w:t xml:space="preserve">仙山線</w:t>
+              <w:t xml:space="preserve">機場巴士</w:t>
             </w:r>
           </w:p>
         </w:tc>
@@ -2159,7 +2144,7 @@
                 <w:sz w:val="19"/>
                 <w:szCs w:val="19"/>
               </w:rPr>
-              <w:t xml:space="preserve">仙台 → 山寺 → 山形</w:t>
+              <w:t xml:space="preserve">青森市 → 青森機場</w:t>
             </w:r>
           </w:p>
         </w:tc>
@@ -2188,7 +2173,7 @@
                 <w:sz w:val="19"/>
                 <w:szCs w:val="19"/>
               </w:rPr>
-              <w:t xml:space="preserve">IC卡 ¥1,720，各約1小時</w:t>
+              <w:t xml:space="preserve">¥740/人，約30分鐘</w:t>
             </w:r>
           </w:p>
         </w:tc>
@@ -2248,7 +2233,7 @@
                 <w:sz w:val="19"/>
                 <w:szCs w:val="19"/>
               </w:rPr>
-              <w:t xml:space="preserve">仙台(SDJ) → 東京(HND)</w:t>
+              <w:t xml:space="preserve">青森(AOJ) → 東京(HND)</w:t>
             </w:r>
           </w:p>
         </w:tc>
@@ -2308,7 +2293,7 @@
                 <w:sz w:val="19"/>
                 <w:szCs w:val="19"/>
               </w:rPr>
-              <w:t xml:space="preserve">仙台機場 Access 線</w:t>
+              <w:t xml:space="preserve">租車</w:t>
             </w:r>
           </w:p>
         </w:tc>
@@ -2337,7 +2322,7 @@
                 <w:sz w:val="19"/>
                 <w:szCs w:val="19"/>
               </w:rPr>
-              <w:t xml:space="preserve">仙台站 → 仙台機場</w:t>
+              <w:t xml:space="preserve">Day 4–5（白神・奧入瀨）</w:t>
             </w:r>
           </w:p>
         </w:tc>
@@ -2351,95 +2336,6 @@
               <w:right w:val="single" w:color="AACCEE" w:sz="4"/>
             </w:tcBorders>
             <w:shd w:fill="FFFFFF" w:val="clear"/>
-            <w:tcMar>
-              <w:top w:type="dxa" w:w="80"/>
-              <w:left w:type="dxa" w:w="120"/>
-              <w:bottom w:type="dxa" w:w="80"/>
-              <w:right w:type="dxa" w:w="120"/>
-            </w:tcMar>
-          </w:tcPr>
-          <w:p>
-            <w:r>
-              <w:rPr>
-                <w:rFonts w:ascii="Microsoft JhengHei" w:cs="Microsoft JhengHei" w:eastAsia="Microsoft JhengHei" w:hAnsi="Microsoft JhengHei"/>
-                <w:color w:val="333333"/>
-                <w:sz w:val="19"/>
-                <w:szCs w:val="19"/>
-              </w:rPr>
-              <w:t xml:space="preserve">IC卡 ¥660，約17分鐘</w:t>
-            </w:r>
-          </w:p>
-        </w:tc>
-      </w:tr>
-      <w:tr>
-        <w:tc>
-          <w:tcPr>
-            <w:tcW w:type="dxa" w:w="2339"/>
-            <w:tcBorders>
-              <w:top w:val="single" w:color="AACCEE" w:sz="4"/>
-              <w:left w:val="single" w:color="AACCEE" w:sz="4"/>
-              <w:bottom w:val="single" w:color="AACCEE" w:sz="4"/>
-              <w:right w:val="single" w:color="AACCEE" w:sz="4"/>
-            </w:tcBorders>
-            <w:shd w:fill="EEF5FB" w:val="clear"/>
-            <w:tcMar>
-              <w:top w:type="dxa" w:w="80"/>
-              <w:left w:type="dxa" w:w="120"/>
-              <w:bottom w:type="dxa" w:w="80"/>
-              <w:right w:type="dxa" w:w="120"/>
-            </w:tcMar>
-          </w:tcPr>
-          <w:p>
-            <w:r>
-              <w:rPr>
-                <w:rFonts w:ascii="Microsoft JhengHei" w:cs="Microsoft JhengHei" w:eastAsia="Microsoft JhengHei" w:hAnsi="Microsoft JhengHei"/>
-                <w:color w:val="333333"/>
-                <w:sz w:val="19"/>
-                <w:szCs w:val="19"/>
-              </w:rPr>
-              <w:t xml:space="preserve">租車</w:t>
-            </w:r>
-          </w:p>
-        </w:tc>
-        <w:tc>
-          <w:tcPr>
-            <w:tcW w:type="dxa" w:w="3314"/>
-            <w:tcBorders>
-              <w:top w:val="single" w:color="AACCEE" w:sz="4"/>
-              <w:left w:val="single" w:color="AACCEE" w:sz="4"/>
-              <w:bottom w:val="single" w:color="AACCEE" w:sz="4"/>
-              <w:right w:val="single" w:color="AACCEE" w:sz="4"/>
-            </w:tcBorders>
-            <w:shd w:fill="EEF5FB" w:val="clear"/>
-            <w:tcMar>
-              <w:top w:type="dxa" w:w="80"/>
-              <w:left w:type="dxa" w:w="120"/>
-              <w:bottom w:type="dxa" w:w="80"/>
-              <w:right w:type="dxa" w:w="120"/>
-            </w:tcMar>
-          </w:tcPr>
-          <w:p>
-            <w:r>
-              <w:rPr>
-                <w:rFonts w:ascii="Microsoft JhengHei" w:cs="Microsoft JhengHei" w:eastAsia="Microsoft JhengHei" w:hAnsi="Microsoft JhengHei"/>
-                <w:color w:val="333333"/>
-                <w:sz w:val="19"/>
-                <w:szCs w:val="19"/>
-              </w:rPr>
-              <w:t xml:space="preserve">Day 4–5（白神・奧入瀨）</w:t>
-            </w:r>
-          </w:p>
-        </w:tc>
-        <w:tc>
-          <w:tcPr>
-            <w:tcW w:type="dxa" w:w="4093"/>
-            <w:tcBorders>
-              <w:top w:val="single" w:color="AACCEE" w:sz="4"/>
-              <w:left w:val="single" w:color="AACCEE" w:sz="4"/>
-              <w:bottom w:val="single" w:color="AACCEE" w:sz="4"/>
-              <w:right w:val="single" w:color="AACCEE" w:sz="4"/>
-            </w:tcBorders>
-            <w:shd w:fill="EEF5FB" w:val="clear"/>
             <w:tcMar>
               <w:top w:type="dxa" w:w="80"/>
               <w:left w:type="dxa" w:w="120"/>
@@ -2478,7 +2374,7 @@
           <w:sz w:val="19"/>
           <w:szCs w:val="19"/>
         </w:rPr>
-        <w:t xml:space="preserve">兩段國內線合計¥21,600/人，全程不需 JR Pass：進程飛函館省¥11,890，回程飛東京省¥7,540 vs 新幹線</w:t>
+        <w:t xml:space="preserve">進出都走青森機場（AOJ），全程不需 JR Pass：進程飛函館省¥11,890，回程飛青森比仙台更方便</w:t>
       </w:r>
     </w:p>
     <w:p>
@@ -2523,7 +2419,7 @@
           <w:sz w:val="19"/>
           <w:szCs w:val="19"/>
         </w:rPr>
-        <w:t xml:space="preserve">仙台機場有直飛東京羽田（HND）航班，班次多，建議選早午班次以利當天轉機回台</w:t>
+        <w:t xml:space="preserve">青森機場（AOJ）ANA 直飛東京羽田（HND），Day 7 選傍晚班次，上午可遊八甲田</w:t>
       </w:r>
     </w:p>
     <w:p>
@@ -2987,7 +2883,7 @@
                 <w:sz w:val="19"/>
                 <w:szCs w:val="19"/>
               </w:rPr>
-              <w:t xml:space="preserve">青森市（2晚）</w:t>
+              <w:t xml:space="preserve">青森市（3晚）</w:t>
             </w:r>
           </w:p>
         </w:tc>
@@ -3045,7 +2941,7 @@
                 <w:sz w:val="19"/>
                 <w:szCs w:val="19"/>
               </w:rPr>
-              <w:t xml:space="preserve">大型連鎖・CP值高</w:t>
+              <w:t xml:space="preserve">大型連鎖・CP值高・近港</w:t>
             </w:r>
           </w:p>
         </w:tc>
@@ -3075,124 +2971,6 @@
                 <w:szCs w:val="19"/>
               </w:rPr>
               <w:t xml:space="preserve">¥18,000–25,000</w:t>
-            </w:r>
-          </w:p>
-        </w:tc>
-      </w:tr>
-      <w:tr>
-        <w:tc>
-          <w:tcPr>
-            <w:tcW w:type="dxa" w:w="1949"/>
-            <w:tcBorders>
-              <w:top w:val="single" w:color="AACCEE" w:sz="4"/>
-              <w:left w:val="single" w:color="AACCEE" w:sz="4"/>
-              <w:bottom w:val="single" w:color="AACCEE" w:sz="4"/>
-              <w:right w:val="single" w:color="AACCEE" w:sz="4"/>
-            </w:tcBorders>
-            <w:shd w:fill="FFFFFF" w:val="clear"/>
-            <w:tcMar>
-              <w:top w:type="dxa" w:w="80"/>
-              <w:left w:type="dxa" w:w="120"/>
-              <w:bottom w:type="dxa" w:w="80"/>
-              <w:right w:type="dxa" w:w="120"/>
-            </w:tcMar>
-          </w:tcPr>
-          <w:p>
-            <w:r>
-              <w:rPr>
-                <w:rFonts w:ascii="Microsoft JhengHei" w:cs="Microsoft JhengHei" w:eastAsia="Microsoft JhengHei" w:hAnsi="Microsoft JhengHei"/>
-                <w:color w:val="333333"/>
-                <w:sz w:val="19"/>
-                <w:szCs w:val="19"/>
-              </w:rPr>
-              <w:t xml:space="preserve">山形市（1晚）</w:t>
-            </w:r>
-          </w:p>
-        </w:tc>
-        <w:tc>
-          <w:tcPr>
-            <w:tcW w:type="dxa" w:w="2729"/>
-            <w:tcBorders>
-              <w:top w:val="single" w:color="AACCEE" w:sz="4"/>
-              <w:left w:val="single" w:color="AACCEE" w:sz="4"/>
-              <w:bottom w:val="single" w:color="AACCEE" w:sz="4"/>
-              <w:right w:val="single" w:color="AACCEE" w:sz="4"/>
-            </w:tcBorders>
-            <w:shd w:fill="FFFFFF" w:val="clear"/>
-            <w:tcMar>
-              <w:top w:type="dxa" w:w="80"/>
-              <w:left w:type="dxa" w:w="120"/>
-              <w:bottom w:type="dxa" w:w="80"/>
-              <w:right w:type="dxa" w:w="120"/>
-            </w:tcMar>
-          </w:tcPr>
-          <w:p>
-            <w:r>
-              <w:rPr>
-                <w:rFonts w:ascii="Microsoft JhengHei" w:cs="Microsoft JhengHei" w:eastAsia="Microsoft JhengHei" w:hAnsi="Microsoft JhengHei"/>
-                <w:color w:val="333333"/>
-                <w:sz w:val="19"/>
-                <w:szCs w:val="19"/>
-              </w:rPr>
-              <w:t xml:space="preserve">ドーミーイン山形</w:t>
-            </w:r>
-          </w:p>
-        </w:tc>
-        <w:tc>
-          <w:tcPr>
-            <w:tcW w:type="dxa" w:w="2534"/>
-            <w:tcBorders>
-              <w:top w:val="single" w:color="AACCEE" w:sz="4"/>
-              <w:left w:val="single" w:color="AACCEE" w:sz="4"/>
-              <w:bottom w:val="single" w:color="AACCEE" w:sz="4"/>
-              <w:right w:val="single" w:color="AACCEE" w:sz="4"/>
-            </w:tcBorders>
-            <w:shd w:fill="FFFFFF" w:val="clear"/>
-            <w:tcMar>
-              <w:top w:type="dxa" w:w="80"/>
-              <w:left w:type="dxa" w:w="120"/>
-              <w:bottom w:type="dxa" w:w="80"/>
-              <w:right w:type="dxa" w:w="120"/>
-            </w:tcMar>
-          </w:tcPr>
-          <w:p>
-            <w:r>
-              <w:rPr>
-                <w:rFonts w:ascii="Microsoft JhengHei" w:cs="Microsoft JhengHei" w:eastAsia="Microsoft JhengHei" w:hAnsi="Microsoft JhengHei"/>
-                <w:color w:val="333333"/>
-                <w:sz w:val="19"/>
-                <w:szCs w:val="19"/>
-              </w:rPr>
-              <w:t xml:space="preserve">天然溫泉大浴場</w:t>
-            </w:r>
-          </w:p>
-        </w:tc>
-        <w:tc>
-          <w:tcPr>
-            <w:tcW w:type="dxa" w:w="2534"/>
-            <w:tcBorders>
-              <w:top w:val="single" w:color="AACCEE" w:sz="4"/>
-              <w:left w:val="single" w:color="AACCEE" w:sz="4"/>
-              <w:bottom w:val="single" w:color="AACCEE" w:sz="4"/>
-              <w:right w:val="single" w:color="AACCEE" w:sz="4"/>
-            </w:tcBorders>
-            <w:shd w:fill="FFFFFF" w:val="clear"/>
-            <w:tcMar>
-              <w:top w:type="dxa" w:w="80"/>
-              <w:left w:type="dxa" w:w="120"/>
-              <w:bottom w:type="dxa" w:w="80"/>
-              <w:right w:type="dxa" w:w="120"/>
-            </w:tcMar>
-          </w:tcPr>
-          <w:p>
-            <w:r>
-              <w:rPr>
-                <w:rFonts w:ascii="Microsoft JhengHei" w:cs="Microsoft JhengHei" w:eastAsia="Microsoft JhengHei" w:hAnsi="Microsoft JhengHei"/>
-                <w:color w:val="333333"/>
-                <w:sz w:val="19"/>
-                <w:szCs w:val="19"/>
-              </w:rPr>
-              <w:t xml:space="preserve">¥20,000–28,000</w:t>
             </w:r>
           </w:p>
         </w:tc>
@@ -3458,7 +3236,7 @@
                 <w:sz w:val="19"/>
                 <w:szCs w:val="19"/>
               </w:rPr>
-              <w:t xml:space="preserve">✈ 國內線 仙台→東京（返程 ¥10,800）</w:t>
+              <w:t xml:space="preserve">✈ 國內線 青森→東京（返程 ¥10,800）</w:t>
             </w:r>
           </w:p>
         </w:tc>
@@ -3578,7 +3356,7 @@
                 <w:sz w:val="19"/>
                 <w:szCs w:val="19"/>
               </w:rPr>
-              <w:t xml:space="preserve">高速巴士 青森→仙台 ¥3,500</w:t>
+              <w:t xml:space="preserve">機場巴士×2＋JR巴士八甲田 ¥3,440</w:t>
             </w:r>
           </w:p>
         </w:tc>
@@ -3607,7 +3385,7 @@
                 <w:sz w:val="19"/>
                 <w:szCs w:val="19"/>
               </w:rPr>
-              <w:t xml:space="preserve">NT$ 810</w:t>
+              <w:t xml:space="preserve">NT$ 795</w:t>
             </w:r>
           </w:p>
         </w:tc>
@@ -3638,7 +3416,7 @@
                 <w:sz w:val="19"/>
                 <w:szCs w:val="19"/>
               </w:rPr>
-              <w:t xml:space="preserve">仙台機場 Access 線＋IC卡 ¥4,000</w:t>
+              <w:t xml:space="preserve">IC卡市內交通 ¥2,000</w:t>
             </w:r>
           </w:p>
         </w:tc>
@@ -3667,7 +3445,7 @@
                 <w:sz w:val="19"/>
                 <w:szCs w:val="19"/>
               </w:rPr>
-              <w:t xml:space="preserve">NT$ 925</w:t>
+              <w:t xml:space="preserve">NT$ 463</w:t>
             </w:r>
           </w:p>
         </w:tc>
@@ -3698,7 +3476,7 @@
                 <w:sz w:val="19"/>
                 <w:szCs w:val="19"/>
               </w:rPr>
-              <w:t xml:space="preserve">住宿（6晚，均分3人）</w:t>
+              <w:t xml:space="preserve">住宿（6晚：函館2＋弘前1＋青森3，均分3人）</w:t>
             </w:r>
           </w:p>
         </w:tc>
@@ -3727,7 +3505,7 @@
                 <w:sz w:val="19"/>
                 <w:szCs w:val="19"/>
               </w:rPr>
-              <w:t xml:space="preserve">NT$ 16,000–24,000</w:t>
+              <w:t xml:space="preserve">NT$ 13,200–19,700</w:t>
             </w:r>
           </w:p>
         </w:tc>
@@ -3818,7 +3596,7 @@
                 <w:sz w:val="19"/>
                 <w:szCs w:val="19"/>
               </w:rPr>
-              <w:t xml:space="preserve">租車（2天，均分3人）</w:t>
+              <w:t xml:space="preserve">八甲田ロープウェイ 3人</w:t>
             </w:r>
           </w:p>
         </w:tc>
@@ -3847,7 +3625,7 @@
                 <w:sz w:val="19"/>
                 <w:szCs w:val="19"/>
               </w:rPr>
-              <w:t xml:space="preserve">NT$ 2,500</w:t>
+              <w:t xml:space="preserve">NT$ 975</w:t>
             </w:r>
           </w:p>
         </w:tc>
@@ -3878,6 +3656,66 @@
                 <w:sz w:val="19"/>
                 <w:szCs w:val="19"/>
               </w:rPr>
+              <w:t xml:space="preserve">租車（2天，均分3人）</w:t>
+            </w:r>
+          </w:p>
+        </w:tc>
+        <w:tc>
+          <w:tcPr>
+            <w:tcW w:type="dxa" w:w="3703"/>
+            <w:tcBorders>
+              <w:top w:val="single" w:color="AACCEE" w:sz="4"/>
+              <w:left w:val="single" w:color="AACCEE" w:sz="4"/>
+              <w:bottom w:val="single" w:color="AACCEE" w:sz="4"/>
+              <w:right w:val="single" w:color="AACCEE" w:sz="4"/>
+            </w:tcBorders>
+            <w:shd w:fill="FFFFFF" w:val="clear"/>
+            <w:tcMar>
+              <w:top w:type="dxa" w:w="80"/>
+              <w:left w:type="dxa" w:w="120"/>
+              <w:bottom w:type="dxa" w:w="80"/>
+              <w:right w:type="dxa" w:w="120"/>
+            </w:tcMar>
+          </w:tcPr>
+          <w:p>
+            <w:r>
+              <w:rPr>
+                <w:rFonts w:ascii="Microsoft JhengHei" w:cs="Microsoft JhengHei" w:eastAsia="Microsoft JhengHei" w:hAnsi="Microsoft JhengHei"/>
+                <w:color w:val="333333"/>
+                <w:sz w:val="19"/>
+                <w:szCs w:val="19"/>
+              </w:rPr>
+              <w:t xml:space="preserve">NT$ 2,500</w:t>
+            </w:r>
+          </w:p>
+        </w:tc>
+      </w:tr>
+      <w:tr>
+        <w:tc>
+          <w:tcPr>
+            <w:tcW w:type="dxa" w:w="6043"/>
+            <w:tcBorders>
+              <w:top w:val="single" w:color="AACCEE" w:sz="4"/>
+              <w:left w:val="single" w:color="AACCEE" w:sz="4"/>
+              <w:bottom w:val="single" w:color="AACCEE" w:sz="4"/>
+              <w:right w:val="single" w:color="AACCEE" w:sz="4"/>
+            </w:tcBorders>
+            <w:shd w:fill="EEF5FB" w:val="clear"/>
+            <w:tcMar>
+              <w:top w:type="dxa" w:w="80"/>
+              <w:left w:type="dxa" w:w="120"/>
+              <w:bottom w:type="dxa" w:w="80"/>
+              <w:right w:type="dxa" w:w="120"/>
+            </w:tcMar>
+          </w:tcPr>
+          <w:p>
+            <w:r>
+              <w:rPr>
+                <w:rFonts w:ascii="Microsoft JhengHei" w:cs="Microsoft JhengHei" w:eastAsia="Microsoft JhengHei" w:hAnsi="Microsoft JhengHei"/>
+                <w:color w:val="333333"/>
+                <w:sz w:val="19"/>
+                <w:szCs w:val="19"/>
+              </w:rPr>
               <w:t xml:space="preserve">景點門票・雜費</w:t>
             </w:r>
           </w:p>
@@ -3891,7 +3729,7 @@
               <w:bottom w:val="single" w:color="AACCEE" w:sz="4"/>
               <w:right w:val="single" w:color="AACCEE" w:sz="4"/>
             </w:tcBorders>
-            <w:shd w:fill="FFFFFF" w:val="clear"/>
+            <w:shd w:fill="EEF5FB" w:val="clear"/>
             <w:tcMar>
               <w:top w:type="dxa" w:w="80"/>
               <w:left w:type="dxa" w:w="120"/>
@@ -3971,7 +3809,7 @@
                 <w:sz w:val="21"/>
                 <w:szCs w:val="21"/>
               </w:rPr>
-              <w:t xml:space="preserve">約 NT$ 58,000–75,000（2段國內線，全程不需 JR Pass）</w:t>
+              <w:t xml:space="preserve">約 NT$ 57,000–63,000（全程青森進出，不需 JR Pass）</w:t>
             </w:r>
           </w:p>
         </w:tc>
